--- a/rapport_projet.docx
+++ b/rapport_projet.docx
@@ -248,7 +248,19 @@
         <w:rPr>
           <w:sz w:val="24"/>
         </w:rPr>
-        <w:t>10. Conclusion</w:t>
+        <w:t>10. Dashboard Monitoring</w:t>
+      </w:r>
+    </w:p>
+    <w:p>
+      <w:pPr>
+        <w:spacing w:before="80" w:after="80"/>
+        <w:ind w:left="567"/>
+      </w:pPr>
+      <w:r>
+        <w:rPr>
+          <w:sz w:val="24"/>
+        </w:rPr>
+        <w:t>11. Conclusion</w:t>
       </w:r>
     </w:p>
     <w:p>
@@ -1345,6 +1357,305 @@
                 <w:sz w:val="18"/>
               </w:rPr>
               <w:t>15</w:t>
+            </w:r>
+          </w:p>
+        </w:tc>
+      </w:tr>
+      <w:tr>
+        <w:tc>
+          <w:tcPr>
+            <w:tcW w:type="dxa" w:w="2268"/>
+            <w:shd w:fill="EBF5FB"/>
+          </w:tcPr>
+          <w:p>
+            <w:r>
+              <w:rPr>
+                <w:sz w:val="18"/>
+              </w:rPr>
+              <w:t>Dashboard Backend</w:t>
+            </w:r>
+          </w:p>
+        </w:tc>
+        <w:tc>
+          <w:tcPr>
+            <w:tcW w:type="dxa" w:w="2835"/>
+            <w:shd w:fill="EBF5FB"/>
+          </w:tcPr>
+          <w:p>
+            <w:r>
+              <w:rPr>
+                <w:sz w:val="18"/>
+              </w:rPr>
+              <w:t>Flask</w:t>
+            </w:r>
+          </w:p>
+        </w:tc>
+        <w:tc>
+          <w:tcPr>
+            <w:tcW w:type="dxa" w:w="1701"/>
+            <w:shd w:fill="EBF5FB"/>
+          </w:tcPr>
+          <w:p>
+            <w:r>
+              <w:rPr>
+                <w:sz w:val="18"/>
+              </w:rPr>
+              <w:t>3.0+</w:t>
+            </w:r>
+          </w:p>
+        </w:tc>
+      </w:tr>
+      <w:tr>
+        <w:tc>
+          <w:tcPr>
+            <w:tcW w:type="dxa" w:w="2268"/>
+          </w:tcPr>
+          <w:p>
+            <w:r>
+              <w:rPr>
+                <w:sz w:val="18"/>
+              </w:rPr>
+              <w:t>OIDC Dashboard</w:t>
+            </w:r>
+          </w:p>
+        </w:tc>
+        <w:tc>
+          <w:tcPr>
+            <w:tcW w:type="dxa" w:w="2835"/>
+          </w:tcPr>
+          <w:p>
+            <w:r>
+              <w:rPr>
+                <w:sz w:val="18"/>
+              </w:rPr>
+              <w:t>Authlib</w:t>
+            </w:r>
+          </w:p>
+        </w:tc>
+        <w:tc>
+          <w:tcPr>
+            <w:tcW w:type="dxa" w:w="1701"/>
+          </w:tcPr>
+          <w:p>
+            <w:r>
+              <w:rPr>
+                <w:sz w:val="18"/>
+              </w:rPr>
+              <w:t>1.3+</w:t>
+            </w:r>
+          </w:p>
+        </w:tc>
+      </w:tr>
+      <w:tr>
+        <w:tc>
+          <w:tcPr>
+            <w:tcW w:type="dxa" w:w="2268"/>
+            <w:shd w:fill="EBF5FB"/>
+          </w:tcPr>
+          <w:p>
+            <w:r>
+              <w:rPr>
+                <w:sz w:val="18"/>
+              </w:rPr>
+              <w:t>CSS Framework</w:t>
+            </w:r>
+          </w:p>
+        </w:tc>
+        <w:tc>
+          <w:tcPr>
+            <w:tcW w:type="dxa" w:w="2835"/>
+            <w:shd w:fill="EBF5FB"/>
+          </w:tcPr>
+          <w:p>
+            <w:r>
+              <w:rPr>
+                <w:sz w:val="18"/>
+              </w:rPr>
+              <w:t>Bootstrap</w:t>
+            </w:r>
+          </w:p>
+        </w:tc>
+        <w:tc>
+          <w:tcPr>
+            <w:tcW w:type="dxa" w:w="1701"/>
+            <w:shd w:fill="EBF5FB"/>
+          </w:tcPr>
+          <w:p>
+            <w:r>
+              <w:rPr>
+                <w:sz w:val="18"/>
+              </w:rPr>
+              <w:t>5.3.3</w:t>
+            </w:r>
+          </w:p>
+        </w:tc>
+      </w:tr>
+      <w:tr>
+        <w:tc>
+          <w:tcPr>
+            <w:tcW w:type="dxa" w:w="2268"/>
+          </w:tcPr>
+          <w:p>
+            <w:r>
+              <w:rPr>
+                <w:sz w:val="18"/>
+              </w:rPr>
+              <w:t>Icônes</w:t>
+            </w:r>
+          </w:p>
+        </w:tc>
+        <w:tc>
+          <w:tcPr>
+            <w:tcW w:type="dxa" w:w="2835"/>
+          </w:tcPr>
+          <w:p>
+            <w:r>
+              <w:rPr>
+                <w:sz w:val="18"/>
+              </w:rPr>
+              <w:t>Bootstrap Icons</w:t>
+            </w:r>
+          </w:p>
+        </w:tc>
+        <w:tc>
+          <w:tcPr>
+            <w:tcW w:type="dxa" w:w="1701"/>
+          </w:tcPr>
+          <w:p>
+            <w:r>
+              <w:rPr>
+                <w:sz w:val="18"/>
+              </w:rPr>
+              <w:t>1.11.3</w:t>
+            </w:r>
+          </w:p>
+        </w:tc>
+      </w:tr>
+      <w:tr>
+        <w:tc>
+          <w:tcPr>
+            <w:tcW w:type="dxa" w:w="2268"/>
+            <w:shd w:fill="EBF5FB"/>
+          </w:tcPr>
+          <w:p>
+            <w:r>
+              <w:rPr>
+                <w:sz w:val="18"/>
+              </w:rPr>
+              <w:t>Graphiques</w:t>
+            </w:r>
+          </w:p>
+        </w:tc>
+        <w:tc>
+          <w:tcPr>
+            <w:tcW w:type="dxa" w:w="2835"/>
+            <w:shd w:fill="EBF5FB"/>
+          </w:tcPr>
+          <w:p>
+            <w:r>
+              <w:rPr>
+                <w:sz w:val="18"/>
+              </w:rPr>
+              <w:t>Chart.js</w:t>
+            </w:r>
+          </w:p>
+        </w:tc>
+        <w:tc>
+          <w:tcPr>
+            <w:tcW w:type="dxa" w:w="1701"/>
+            <w:shd w:fill="EBF5FB"/>
+          </w:tcPr>
+          <w:p>
+            <w:r>
+              <w:rPr>
+                <w:sz w:val="18"/>
+              </w:rPr>
+              <w:t>4.4.4</w:t>
+            </w:r>
+          </w:p>
+        </w:tc>
+      </w:tr>
+      <w:tr>
+        <w:tc>
+          <w:tcPr>
+            <w:tcW w:type="dxa" w:w="2268"/>
+          </w:tcPr>
+          <w:p>
+            <w:r>
+              <w:rPr>
+                <w:sz w:val="18"/>
+              </w:rPr>
+              <w:t>Temps Réel</w:t>
+            </w:r>
+          </w:p>
+        </w:tc>
+        <w:tc>
+          <w:tcPr>
+            <w:tcW w:type="dxa" w:w="2835"/>
+          </w:tcPr>
+          <w:p>
+            <w:r>
+              <w:rPr>
+                <w:sz w:val="18"/>
+              </w:rPr>
+              <w:t>SSE (EventSource)</w:t>
+            </w:r>
+          </w:p>
+        </w:tc>
+        <w:tc>
+          <w:tcPr>
+            <w:tcW w:type="dxa" w:w="1701"/>
+          </w:tcPr>
+          <w:p>
+            <w:r>
+              <w:rPr>
+                <w:sz w:val="18"/>
+              </w:rPr>
+              <w:t>—</w:t>
+            </w:r>
+          </w:p>
+        </w:tc>
+      </w:tr>
+      <w:tr>
+        <w:tc>
+          <w:tcPr>
+            <w:tcW w:type="dxa" w:w="2268"/>
+            <w:shd w:fill="EBF5FB"/>
+          </w:tcPr>
+          <w:p>
+            <w:r>
+              <w:rPr>
+                <w:sz w:val="18"/>
+              </w:rPr>
+              <w:t>Templating</w:t>
+            </w:r>
+          </w:p>
+        </w:tc>
+        <w:tc>
+          <w:tcPr>
+            <w:tcW w:type="dxa" w:w="2835"/>
+            <w:shd w:fill="EBF5FB"/>
+          </w:tcPr>
+          <w:p>
+            <w:r>
+              <w:rPr>
+                <w:sz w:val="18"/>
+              </w:rPr>
+              <w:t>Jinja2 (Flask)</w:t>
+            </w:r>
+          </w:p>
+        </w:tc>
+        <w:tc>
+          <w:tcPr>
+            <w:tcW w:type="dxa" w:w="1701"/>
+            <w:shd w:fill="EBF5FB"/>
+          </w:tcPr>
+          <w:p>
+            <w:r>
+              <w:rPr>
+                <w:sz w:val="18"/>
+              </w:rPr>
+              <w:t>—</w:t>
             </w:r>
           </w:p>
         </w:tc>
@@ -3962,7 +4273,7 @@
     </w:p>
     <w:p>
       <w:r>
-        <w:t>Image Python 3.10-slim, utilisateur non-root (mcp), point d'entrée stdio par défaut.</w:t>
+        <w:t>Deux images Docker : le serveur MCP (Python 3.10-slim, utilisateur non-root 'mcp') et le dashboard (Python 3.10-slim, utilisateur non-root 'dash').</w:t>
       </w:r>
     </w:p>
     <w:p>
@@ -3972,7 +4283,21 @@
           <w:color w:val="7F7F7F"/>
           <w:sz w:val="16"/>
         </w:rPr>
-        <w:t xml:space="preserve">  Dockerfile</w:t>
+        <w:t xml:space="preserve">  Dockerfile / Dockerfile.dashboard</w:t>
+      </w:r>
+    </w:p>
+    <w:p>
+      <w:pPr>
+        <w:spacing w:before="0" w:after="0"/>
+        <w:ind w:left="567"/>
+      </w:pPr>
+      <w:r>
+        <w:rPr>
+          <w:rFonts w:ascii="Courier New" w:hAnsi="Courier New"/>
+          <w:color w:val="2C3E50"/>
+          <w:sz w:val="16"/>
+        </w:rPr>
+        <w:t># Serveur MCP</w:t>
       </w:r>
     </w:p>
     <w:p>
@@ -4131,6 +4456,201 @@
     </w:p>
     <w:p>
       <w:pPr>
+        <w:spacing w:before="0" w:after="0"/>
+        <w:ind w:left="567"/>
+      </w:pPr>
+      <w:r>
+        <w:rPr>
+          <w:rFonts w:ascii="Courier New" w:hAnsi="Courier New"/>
+          <w:color w:val="2C3E50"/>
+          <w:sz w:val="16"/>
+        </w:rPr>
+      </w:r>
+    </w:p>
+    <w:p>
+      <w:pPr>
+        <w:spacing w:before="0" w:after="0"/>
+        <w:ind w:left="567"/>
+      </w:pPr>
+      <w:r>
+        <w:rPr>
+          <w:rFonts w:ascii="Courier New" w:hAnsi="Courier New"/>
+          <w:color w:val="2C3E50"/>
+          <w:sz w:val="16"/>
+        </w:rPr>
+        <w:t># Dashboard</w:t>
+      </w:r>
+    </w:p>
+    <w:p>
+      <w:pPr>
+        <w:spacing w:before="0" w:after="0"/>
+        <w:ind w:left="567"/>
+      </w:pPr>
+      <w:r>
+        <w:rPr>
+          <w:rFonts w:ascii="Courier New" w:hAnsi="Courier New"/>
+          <w:color w:val="2C3E50"/>
+          <w:sz w:val="16"/>
+        </w:rPr>
+        <w:t>FROM python:3.10-slim</w:t>
+      </w:r>
+    </w:p>
+    <w:p>
+      <w:pPr>
+        <w:spacing w:before="0" w:after="0"/>
+        <w:ind w:left="567"/>
+      </w:pPr>
+      <w:r>
+        <w:rPr>
+          <w:rFonts w:ascii="Courier New" w:hAnsi="Courier New"/>
+          <w:color w:val="2C3E50"/>
+          <w:sz w:val="16"/>
+        </w:rPr>
+        <w:t>WORKDIR /app</w:t>
+      </w:r>
+    </w:p>
+    <w:p>
+      <w:pPr>
+        <w:spacing w:before="0" w:after="0"/>
+        <w:ind w:left="567"/>
+      </w:pPr>
+      <w:r>
+        <w:rPr>
+          <w:rFonts w:ascii="Courier New" w:hAnsi="Courier New"/>
+          <w:color w:val="2C3E50"/>
+          <w:sz w:val="16"/>
+        </w:rPr>
+        <w:t>COPY dashboard/requirements.txt ./dashboard/requirements.txt</w:t>
+      </w:r>
+    </w:p>
+    <w:p>
+      <w:pPr>
+        <w:spacing w:before="0" w:after="0"/>
+        <w:ind w:left="567"/>
+      </w:pPr>
+      <w:r>
+        <w:rPr>
+          <w:rFonts w:ascii="Courier New" w:hAnsi="Courier New"/>
+          <w:color w:val="2C3E50"/>
+          <w:sz w:val="16"/>
+        </w:rPr>
+        <w:t>RUN pip install --no-cache-dir -r dashboard/requirements.txt</w:t>
+      </w:r>
+    </w:p>
+    <w:p>
+      <w:pPr>
+        <w:spacing w:before="0" w:after="0"/>
+        <w:ind w:left="567"/>
+      </w:pPr>
+      <w:r>
+        <w:rPr>
+          <w:rFonts w:ascii="Courier New" w:hAnsi="Courier New"/>
+          <w:color w:val="2C3E50"/>
+          <w:sz w:val="16"/>
+        </w:rPr>
+        <w:t>COPY dashboard/ dashboard/</w:t>
+      </w:r>
+    </w:p>
+    <w:p>
+      <w:pPr>
+        <w:spacing w:before="0" w:after="0"/>
+        <w:ind w:left="567"/>
+      </w:pPr>
+      <w:r>
+        <w:rPr>
+          <w:rFonts w:ascii="Courier New" w:hAnsi="Courier New"/>
+          <w:color w:val="2C3E50"/>
+          <w:sz w:val="16"/>
+        </w:rPr>
+        <w:t>COPY audit.log /data/audit.log</w:t>
+      </w:r>
+    </w:p>
+    <w:p>
+      <w:pPr>
+        <w:spacing w:before="0" w:after="0"/>
+        <w:ind w:left="567"/>
+      </w:pPr>
+      <w:r>
+        <w:rPr>
+          <w:rFonts w:ascii="Courier New" w:hAnsi="Courier New"/>
+          <w:color w:val="2C3E50"/>
+          <w:sz w:val="16"/>
+        </w:rPr>
+        <w:t>ENV PYTHONPATH=/app</w:t>
+      </w:r>
+    </w:p>
+    <w:p>
+      <w:pPr>
+        <w:spacing w:before="0" w:after="0"/>
+        <w:ind w:left="567"/>
+      </w:pPr>
+      <w:r>
+        <w:rPr>
+          <w:rFonts w:ascii="Courier New" w:hAnsi="Courier New"/>
+          <w:color w:val="2C3E50"/>
+          <w:sz w:val="16"/>
+        </w:rPr>
+        <w:t>ENV AUDIT_LOG_FILE=/data/audit.log</w:t>
+      </w:r>
+    </w:p>
+    <w:p>
+      <w:pPr>
+        <w:spacing w:before="0" w:after="0"/>
+        <w:ind w:left="567"/>
+      </w:pPr>
+      <w:r>
+        <w:rPr>
+          <w:rFonts w:ascii="Courier New" w:hAnsi="Courier New"/>
+          <w:color w:val="2C3E50"/>
+          <w:sz w:val="16"/>
+        </w:rPr>
+        <w:t>RUN groupadd -r dash &amp;&amp; useradd -r -g dash dash</w:t>
+      </w:r>
+    </w:p>
+    <w:p>
+      <w:pPr>
+        <w:spacing w:before="0" w:after="0"/>
+        <w:ind w:left="567"/>
+      </w:pPr>
+      <w:r>
+        <w:rPr>
+          <w:rFonts w:ascii="Courier New" w:hAnsi="Courier New"/>
+          <w:color w:val="2C3E50"/>
+          <w:sz w:val="16"/>
+        </w:rPr>
+        <w:t>USER dash</w:t>
+      </w:r>
+    </w:p>
+    <w:p>
+      <w:pPr>
+        <w:spacing w:before="0" w:after="0"/>
+        <w:ind w:left="567"/>
+      </w:pPr>
+      <w:r>
+        <w:rPr>
+          <w:rFonts w:ascii="Courier New" w:hAnsi="Courier New"/>
+          <w:color w:val="2C3E50"/>
+          <w:sz w:val="16"/>
+        </w:rPr>
+        <w:t>EXPOSE 5000</w:t>
+      </w:r>
+    </w:p>
+    <w:p>
+      <w:pPr>
+        <w:spacing w:before="0" w:after="0"/>
+        <w:ind w:left="567"/>
+      </w:pPr>
+      <w:r>
+        <w:rPr>
+          <w:rFonts w:ascii="Courier New" w:hAnsi="Courier New"/>
+          <w:color w:val="2C3E50"/>
+          <w:sz w:val="16"/>
+        </w:rPr>
+        <w:t>CMD ["python", "-m", "dashboard.app"]</w:t>
+      </w:r>
+    </w:p>
+    <w:p>
+      <w:pPr>
         <w:pStyle w:val="Heading2"/>
       </w:pPr>
       <w:r>
@@ -4139,7 +4659,7 @@
     </w:p>
     <w:p>
       <w:r>
-        <w:t>Stack de 3 services avec ordre de démarrage explicite :</w:t>
+        <w:t>Stack de 4 services avec ordre de démarrage explicite :</w:t>
       </w:r>
     </w:p>
     <w:tbl>
@@ -4331,6 +4851,47 @@
           <w:tcPr>
             <w:tcW w:type="dxa" w:w="2835"/>
             <w:shd w:fill="EBF5FB"/>
+          </w:tcPr>
+          <w:p>
+            <w:r>
+              <w:rPr>
+                <w:sz w:val="18"/>
+              </w:rPr>
+              <w:t>Dépend de keycloak</w:t>
+            </w:r>
+          </w:p>
+        </w:tc>
+      </w:tr>
+      <w:tr>
+        <w:tc>
+          <w:tcPr>
+            <w:tcW w:type="dxa" w:w="1701"/>
+          </w:tcPr>
+          <w:p>
+            <w:r>
+              <w:rPr>
+                <w:sz w:val="18"/>
+              </w:rPr>
+              <w:t>dashboard</w:t>
+            </w:r>
+          </w:p>
+        </w:tc>
+        <w:tc>
+          <w:tcPr>
+            <w:tcW w:type="dxa" w:w="2835"/>
+          </w:tcPr>
+          <w:p>
+            <w:r>
+              <w:rPr>
+                <w:sz w:val="18"/>
+              </w:rPr>
+              <w:t>Flask Dashboard</w:t>
+            </w:r>
+          </w:p>
+        </w:tc>
+        <w:tc>
+          <w:tcPr>
+            <w:tcW w:type="dxa" w:w="2835"/>
           </w:tcPr>
           <w:p>
             <w:r>
@@ -4692,6 +5253,210 @@
           </w:p>
         </w:tc>
       </w:tr>
+      <w:tr>
+        <w:tc>
+          <w:tcPr>
+            <w:tcW w:type="dxa" w:w="2835"/>
+            <w:shd w:fill="EBF5FB"/>
+          </w:tcPr>
+          <w:p>
+            <w:r>
+              <w:rPr>
+                <w:sz w:val="18"/>
+              </w:rPr>
+              <w:t>FLASK_APP</w:t>
+            </w:r>
+          </w:p>
+        </w:tc>
+        <w:tc>
+          <w:tcPr>
+            <w:tcW w:type="dxa" w:w="6236"/>
+            <w:shd w:fill="EBF5FB"/>
+          </w:tcPr>
+          <w:p>
+            <w:r>
+              <w:rPr>
+                <w:sz w:val="18"/>
+              </w:rPr>
+              <w:t>Point d'entrée Flask (dashboard/app.py)</w:t>
+            </w:r>
+          </w:p>
+        </w:tc>
+      </w:tr>
+      <w:tr>
+        <w:tc>
+          <w:tcPr>
+            <w:tcW w:type="dxa" w:w="2835"/>
+          </w:tcPr>
+          <w:p>
+            <w:r>
+              <w:rPr>
+                <w:sz w:val="18"/>
+              </w:rPr>
+              <w:t>FLASK_SECRET_KEY</w:t>
+            </w:r>
+          </w:p>
+        </w:tc>
+        <w:tc>
+          <w:tcPr>
+            <w:tcW w:type="dxa" w:w="6236"/>
+          </w:tcPr>
+          <w:p>
+            <w:r>
+              <w:rPr>
+                <w:sz w:val="18"/>
+              </w:rPr>
+              <w:t>Clé secrète Flask (32 caractères)</w:t>
+            </w:r>
+          </w:p>
+        </w:tc>
+      </w:tr>
+      <w:tr>
+        <w:tc>
+          <w:tcPr>
+            <w:tcW w:type="dxa" w:w="2835"/>
+            <w:shd w:fill="EBF5FB"/>
+          </w:tcPr>
+          <w:p>
+            <w:r>
+              <w:rPr>
+                <w:sz w:val="18"/>
+              </w:rPr>
+              <w:t>DASHBOARD_CLIENT_ID</w:t>
+            </w:r>
+          </w:p>
+        </w:tc>
+        <w:tc>
+          <w:tcPr>
+            <w:tcW w:type="dxa" w:w="6236"/>
+            <w:shd w:fill="EBF5FB"/>
+          </w:tcPr>
+          <w:p>
+            <w:r>
+              <w:rPr>
+                <w:sz w:val="18"/>
+              </w:rPr>
+              <w:t>ID client Keycloak du dashboard</w:t>
+            </w:r>
+          </w:p>
+        </w:tc>
+      </w:tr>
+      <w:tr>
+        <w:tc>
+          <w:tcPr>
+            <w:tcW w:type="dxa" w:w="2835"/>
+          </w:tcPr>
+          <w:p>
+            <w:r>
+              <w:rPr>
+                <w:sz w:val="18"/>
+              </w:rPr>
+              <w:t>DASHBOARD_CLIENT_SECRET</w:t>
+            </w:r>
+          </w:p>
+        </w:tc>
+        <w:tc>
+          <w:tcPr>
+            <w:tcW w:type="dxa" w:w="6236"/>
+          </w:tcPr>
+          <w:p>
+            <w:r>
+              <w:rPr>
+                <w:sz w:val="18"/>
+              </w:rPr>
+              <w:t>Secret client du dashboard</w:t>
+            </w:r>
+          </w:p>
+        </w:tc>
+      </w:tr>
+      <w:tr>
+        <w:tc>
+          <w:tcPr>
+            <w:tcW w:type="dxa" w:w="2835"/>
+            <w:shd w:fill="EBF5FB"/>
+          </w:tcPr>
+          <w:p>
+            <w:r>
+              <w:rPr>
+                <w:sz w:val="18"/>
+              </w:rPr>
+              <w:t>DASHBOARD_REDIRECT_URI</w:t>
+            </w:r>
+          </w:p>
+        </w:tc>
+        <w:tc>
+          <w:tcPr>
+            <w:tcW w:type="dxa" w:w="6236"/>
+            <w:shd w:fill="EBF5FB"/>
+          </w:tcPr>
+          <w:p>
+            <w:r>
+              <w:rPr>
+                <w:sz w:val="18"/>
+              </w:rPr>
+              <w:t>URI de callback OIDC du dashboard</w:t>
+            </w:r>
+          </w:p>
+        </w:tc>
+      </w:tr>
+      <w:tr>
+        <w:tc>
+          <w:tcPr>
+            <w:tcW w:type="dxa" w:w="2835"/>
+          </w:tcPr>
+          <w:p>
+            <w:r>
+              <w:rPr>
+                <w:sz w:val="18"/>
+              </w:rPr>
+              <w:t>DASHBOARD_PORT</w:t>
+            </w:r>
+          </w:p>
+        </w:tc>
+        <w:tc>
+          <w:tcPr>
+            <w:tcW w:type="dxa" w:w="6236"/>
+          </w:tcPr>
+          <w:p>
+            <w:r>
+              <w:rPr>
+                <w:sz w:val="18"/>
+              </w:rPr>
+              <w:t>Port du dashboard (5000)</w:t>
+            </w:r>
+          </w:p>
+        </w:tc>
+      </w:tr>
+      <w:tr>
+        <w:tc>
+          <w:tcPr>
+            <w:tcW w:type="dxa" w:w="2835"/>
+            <w:shd w:fill="EBF5FB"/>
+          </w:tcPr>
+          <w:p>
+            <w:r>
+              <w:rPr>
+                <w:sz w:val="18"/>
+              </w:rPr>
+              <w:t>AUDIT_LOG_FILE</w:t>
+            </w:r>
+          </w:p>
+        </w:tc>
+        <w:tc>
+          <w:tcPr>
+            <w:tcW w:type="dxa" w:w="6236"/>
+            <w:shd w:fill="EBF5FB"/>
+          </w:tcPr>
+          <w:p>
+            <w:r>
+              <w:rPr>
+                <w:sz w:val="18"/>
+              </w:rPr>
+              <w:t>Chemin vers le fichier audit.log</w:t>
+            </w:r>
+          </w:p>
+        </w:tc>
+      </w:tr>
     </w:tbl>
     <w:p>
       <w:pPr>
@@ -4873,7 +5638,48 @@
           <w:color w:val="2C3E50"/>
           <w:sz w:val="16"/>
         </w:rPr>
-        <w:t># 4. Tests</w:t>
+        <w:t># 4. Dashboard</w:t>
+      </w:r>
+    </w:p>
+    <w:p>
+      <w:pPr>
+        <w:spacing w:before="0" w:after="0"/>
+        <w:ind w:left="567"/>
+      </w:pPr>
+      <w:r>
+        <w:rPr>
+          <w:rFonts w:ascii="Courier New" w:hAnsi="Courier New"/>
+          <w:color w:val="2C3E50"/>
+          <w:sz w:val="16"/>
+        </w:rPr>
+        <w:t>python -m dashboard.app   # Port 5000</w:t>
+      </w:r>
+    </w:p>
+    <w:p>
+      <w:pPr>
+        <w:spacing w:before="0" w:after="0"/>
+        <w:ind w:left="567"/>
+      </w:pPr>
+      <w:r>
+        <w:rPr>
+          <w:rFonts w:ascii="Courier New" w:hAnsi="Courier New"/>
+          <w:color w:val="2C3E50"/>
+          <w:sz w:val="16"/>
+        </w:rPr>
+      </w:r>
+    </w:p>
+    <w:p>
+      <w:pPr>
+        <w:spacing w:before="0" w:after="0"/>
+        <w:ind w:left="567"/>
+      </w:pPr>
+      <w:r>
+        <w:rPr>
+          <w:rFonts w:ascii="Courier New" w:hAnsi="Courier New"/>
+          <w:color w:val="2C3E50"/>
+          <w:sz w:val="16"/>
+        </w:rPr>
+        <w:t># 5. Tests</w:t>
       </w:r>
     </w:p>
     <w:p>
@@ -6444,15 +7250,2075 @@
         <w:pStyle w:val="Heading1"/>
       </w:pPr>
       <w:r>
-        <w:t>10. Conclusion</w:t>
+        <w:t>10. Dashboard Monitoring</w:t>
       </w:r>
     </w:p>
     <w:p>
+      <w:r>
+        <w:t>Le projet intègre un dashboard web de monitoring en temps réel pour visualiser les actions auditées du serveur MCP. Cette interface full-stack est construite avec Flask (backend) et Bootstrap 5 + Chart.js (frontend), connectée au journal d'audit via des Server-Sent Events (SSE).</w:t>
+      </w:r>
+    </w:p>
+    <w:p>
       <w:pPr>
         <w:pStyle w:val="Heading2"/>
       </w:pPr>
       <w:r>
-        <w:t>10.1 Récapitulatif</w:t>
+        <w:t>10.1 Stack Technique Frontend</w:t>
+      </w:r>
+    </w:p>
+    <w:tbl>
+      <w:tblPr>
+        <w:tblStyle w:val="TableGrid"/>
+        <w:tblW w:type="auto" w:w="0"/>
+        <w:jc w:val="center"/>
+        <w:tblLook w:firstColumn="1" w:firstRow="1" w:lastColumn="0" w:lastRow="0" w:noHBand="0" w:noVBand="1" w:val="04A0"/>
+      </w:tblPr>
+      <w:tblGrid>
+        <w:gridCol w:w="2880"/>
+        <w:gridCol w:w="2880"/>
+        <w:gridCol w:w="2880"/>
+      </w:tblGrid>
+      <w:tr>
+        <w:tc>
+          <w:tcPr>
+            <w:tcW w:type="dxa" w:w="2268"/>
+            <w:shd w:fill="1B4F72"/>
+          </w:tcPr>
+          <w:p>
+            <w:pPr>
+              <w:jc w:val="center"/>
+            </w:pPr>
+            <w:r>
+              <w:rPr>
+                <w:b/>
+                <w:color w:val="FFFFFF"/>
+                <w:sz w:val="20"/>
+              </w:rPr>
+              <w:t>Composant</w:t>
+            </w:r>
+          </w:p>
+        </w:tc>
+        <w:tc>
+          <w:tcPr>
+            <w:tcW w:type="dxa" w:w="2268"/>
+            <w:shd w:fill="1B4F72"/>
+          </w:tcPr>
+          <w:p>
+            <w:pPr>
+              <w:jc w:val="center"/>
+            </w:pPr>
+            <w:r>
+              <w:rPr>
+                <w:b/>
+                <w:color w:val="FFFFFF"/>
+                <w:sz w:val="20"/>
+              </w:rPr>
+              <w:t>Technologie</w:t>
+            </w:r>
+          </w:p>
+        </w:tc>
+        <w:tc>
+          <w:tcPr>
+            <w:tcW w:type="dxa" w:w="4535"/>
+            <w:shd w:fill="1B4F72"/>
+          </w:tcPr>
+          <w:p>
+            <w:pPr>
+              <w:jc w:val="center"/>
+            </w:pPr>
+            <w:r>
+              <w:rPr>
+                <w:b/>
+                <w:color w:val="FFFFFF"/>
+                <w:sz w:val="20"/>
+              </w:rPr>
+              <w:t>Détails</w:t>
+            </w:r>
+          </w:p>
+        </w:tc>
+      </w:tr>
+      <w:tr>
+        <w:tc>
+          <w:tcPr>
+            <w:tcW w:type="dxa" w:w="2268"/>
+            <w:shd w:fill="EBF5FB"/>
+          </w:tcPr>
+          <w:p>
+            <w:r>
+              <w:rPr>
+                <w:sz w:val="18"/>
+              </w:rPr>
+              <w:t>Framework Backend</w:t>
+            </w:r>
+          </w:p>
+        </w:tc>
+        <w:tc>
+          <w:tcPr>
+            <w:tcW w:type="dxa" w:w="2268"/>
+            <w:shd w:fill="EBF5FB"/>
+          </w:tcPr>
+          <w:p>
+            <w:r>
+              <w:rPr>
+                <w:sz w:val="18"/>
+              </w:rPr>
+              <w:t>Flask 3.0+</w:t>
+            </w:r>
+          </w:p>
+        </w:tc>
+        <w:tc>
+          <w:tcPr>
+            <w:tcW w:type="dxa" w:w="4535"/>
+            <w:shd w:fill="EBF5FB"/>
+          </w:tcPr>
+          <w:p>
+            <w:r>
+              <w:rPr>
+                <w:sz w:val="18"/>
+              </w:rPr>
+              <w:t>Routing, sessions, templating Jinja2</w:t>
+            </w:r>
+          </w:p>
+        </w:tc>
+      </w:tr>
+      <w:tr>
+        <w:tc>
+          <w:tcPr>
+            <w:tcW w:type="dxa" w:w="2268"/>
+          </w:tcPr>
+          <w:p>
+            <w:r>
+              <w:rPr>
+                <w:sz w:val="18"/>
+              </w:rPr>
+              <w:t>Auth OIDC</w:t>
+            </w:r>
+          </w:p>
+        </w:tc>
+        <w:tc>
+          <w:tcPr>
+            <w:tcW w:type="dxa" w:w="2268"/>
+          </w:tcPr>
+          <w:p>
+            <w:r>
+              <w:rPr>
+                <w:sz w:val="18"/>
+              </w:rPr>
+              <w:t>Authlib 1.3+</w:t>
+            </w:r>
+          </w:p>
+        </w:tc>
+        <w:tc>
+          <w:tcPr>
+            <w:tcW w:type="dxa" w:w="4535"/>
+          </w:tcPr>
+          <w:p>
+            <w:r>
+              <w:rPr>
+                <w:sz w:val="18"/>
+              </w:rPr>
+              <w:t>Connexion Keycloak (authorization code flow)</w:t>
+            </w:r>
+          </w:p>
+        </w:tc>
+      </w:tr>
+      <w:tr>
+        <w:tc>
+          <w:tcPr>
+            <w:tcW w:type="dxa" w:w="2268"/>
+            <w:shd w:fill="EBF5FB"/>
+          </w:tcPr>
+          <w:p>
+            <w:r>
+              <w:rPr>
+                <w:sz w:val="18"/>
+              </w:rPr>
+              <w:t>CSS Framework</w:t>
+            </w:r>
+          </w:p>
+        </w:tc>
+        <w:tc>
+          <w:tcPr>
+            <w:tcW w:type="dxa" w:w="2268"/>
+            <w:shd w:fill="EBF5FB"/>
+          </w:tcPr>
+          <w:p>
+            <w:r>
+              <w:rPr>
+                <w:sz w:val="18"/>
+              </w:rPr>
+              <w:t>Bootstrap 5.3.3</w:t>
+            </w:r>
+          </w:p>
+        </w:tc>
+        <w:tc>
+          <w:tcPr>
+            <w:tcW w:type="dxa" w:w="4535"/>
+            <w:shd w:fill="EBF5FB"/>
+          </w:tcPr>
+          <w:p>
+            <w:r>
+              <w:rPr>
+                <w:sz w:val="18"/>
+              </w:rPr>
+              <w:t>Grille responsive, composants UI, thème sombre</w:t>
+            </w:r>
+          </w:p>
+        </w:tc>
+      </w:tr>
+      <w:tr>
+        <w:tc>
+          <w:tcPr>
+            <w:tcW w:type="dxa" w:w="2268"/>
+          </w:tcPr>
+          <w:p>
+            <w:r>
+              <w:rPr>
+                <w:sz w:val="18"/>
+              </w:rPr>
+              <w:t>Icônes</w:t>
+            </w:r>
+          </w:p>
+        </w:tc>
+        <w:tc>
+          <w:tcPr>
+            <w:tcW w:type="dxa" w:w="2268"/>
+          </w:tcPr>
+          <w:p>
+            <w:r>
+              <w:rPr>
+                <w:sz w:val="18"/>
+              </w:rPr>
+              <w:t>Bootstrap Icons 1.11.3</w:t>
+            </w:r>
+          </w:p>
+        </w:tc>
+        <w:tc>
+          <w:tcPr>
+            <w:tcW w:type="dxa" w:w="4535"/>
+          </w:tcPr>
+          <w:p>
+            <w:r>
+              <w:rPr>
+                <w:sz w:val="18"/>
+              </w:rPr>
+              <w:t>Iconographie vectorielle (CDN)</w:t>
+            </w:r>
+          </w:p>
+        </w:tc>
+      </w:tr>
+      <w:tr>
+        <w:tc>
+          <w:tcPr>
+            <w:tcW w:type="dxa" w:w="2268"/>
+            <w:shd w:fill="EBF5FB"/>
+          </w:tcPr>
+          <w:p>
+            <w:r>
+              <w:rPr>
+                <w:sz w:val="18"/>
+              </w:rPr>
+              <w:t>Graphiques</w:t>
+            </w:r>
+          </w:p>
+        </w:tc>
+        <w:tc>
+          <w:tcPr>
+            <w:tcW w:type="dxa" w:w="2268"/>
+            <w:shd w:fill="EBF5FB"/>
+          </w:tcPr>
+          <w:p>
+            <w:r>
+              <w:rPr>
+                <w:sz w:val="18"/>
+              </w:rPr>
+              <w:t>Chart.js 4.4.4</w:t>
+            </w:r>
+          </w:p>
+        </w:tc>
+        <w:tc>
+          <w:tcPr>
+            <w:tcW w:type="dxa" w:w="4535"/>
+            <w:shd w:fill="EBF5FB"/>
+          </w:tcPr>
+          <w:p>
+            <w:r>
+              <w:rPr>
+                <w:sz w:val="18"/>
+              </w:rPr>
+              <w:t>4 types : line, doughnut, bar, horizontal bar</w:t>
+            </w:r>
+          </w:p>
+        </w:tc>
+      </w:tr>
+      <w:tr>
+        <w:tc>
+          <w:tcPr>
+            <w:tcW w:type="dxa" w:w="2268"/>
+          </w:tcPr>
+          <w:p>
+            <w:r>
+              <w:rPr>
+                <w:sz w:val="18"/>
+              </w:rPr>
+              <w:t>JavaScript</w:t>
+            </w:r>
+          </w:p>
+        </w:tc>
+        <w:tc>
+          <w:tcPr>
+            <w:tcW w:type="dxa" w:w="2268"/>
+          </w:tcPr>
+          <w:p>
+            <w:r>
+              <w:rPr>
+                <w:sz w:val="18"/>
+              </w:rPr>
+              <w:t>Vanilla JS (ES6 strict)</w:t>
+            </w:r>
+          </w:p>
+        </w:tc>
+        <w:tc>
+          <w:tcPr>
+            <w:tcW w:type="dxa" w:w="4535"/>
+          </w:tcPr>
+          <w:p>
+            <w:r>
+              <w:rPr>
+                <w:sz w:val="18"/>
+              </w:rPr>
+              <w:t>IIFE, aucune dépendance npm, sans bundler</w:t>
+            </w:r>
+          </w:p>
+        </w:tc>
+      </w:tr>
+      <w:tr>
+        <w:tc>
+          <w:tcPr>
+            <w:tcW w:type="dxa" w:w="2268"/>
+            <w:shd w:fill="EBF5FB"/>
+          </w:tcPr>
+          <w:p>
+            <w:r>
+              <w:rPr>
+                <w:sz w:val="18"/>
+              </w:rPr>
+              <w:t>Temps Réel</w:t>
+            </w:r>
+          </w:p>
+        </w:tc>
+        <w:tc>
+          <w:tcPr>
+            <w:tcW w:type="dxa" w:w="2268"/>
+            <w:shd w:fill="EBF5FB"/>
+          </w:tcPr>
+          <w:p>
+            <w:r>
+              <w:rPr>
+                <w:sz w:val="18"/>
+              </w:rPr>
+              <w:t>Server-Sent Events</w:t>
+            </w:r>
+          </w:p>
+        </w:tc>
+        <w:tc>
+          <w:tcPr>
+            <w:tcW w:type="dxa" w:w="4535"/>
+            <w:shd w:fill="EBF5FB"/>
+          </w:tcPr>
+          <w:p>
+            <w:r>
+              <w:rPr>
+                <w:sz w:val="18"/>
+              </w:rPr>
+              <w:t>EventSource natif, reconnexion auto 3s</w:t>
+            </w:r>
+          </w:p>
+        </w:tc>
+      </w:tr>
+      <w:tr>
+        <w:tc>
+          <w:tcPr>
+            <w:tcW w:type="dxa" w:w="2268"/>
+          </w:tcPr>
+          <w:p>
+            <w:r>
+              <w:rPr>
+                <w:sz w:val="18"/>
+              </w:rPr>
+              <w:t>Templating</w:t>
+            </w:r>
+          </w:p>
+        </w:tc>
+        <w:tc>
+          <w:tcPr>
+            <w:tcW w:type="dxa" w:w="2268"/>
+          </w:tcPr>
+          <w:p>
+            <w:r>
+              <w:rPr>
+                <w:sz w:val="18"/>
+              </w:rPr>
+              <w:t>Jinja2</w:t>
+            </w:r>
+          </w:p>
+        </w:tc>
+        <w:tc>
+          <w:tcPr>
+            <w:tcW w:type="dxa" w:w="4535"/>
+          </w:tcPr>
+          <w:p>
+            <w:r>
+              <w:rPr>
+                <w:sz w:val="18"/>
+              </w:rPr>
+              <w:t>SSR côté Flask, blocks hérités</w:t>
+            </w:r>
+          </w:p>
+        </w:tc>
+      </w:tr>
+      <w:tr>
+        <w:tc>
+          <w:tcPr>
+            <w:tcW w:type="dxa" w:w="2268"/>
+            <w:shd w:fill="EBF5FB"/>
+          </w:tcPr>
+          <w:p>
+            <w:r>
+              <w:rPr>
+                <w:sz w:val="18"/>
+              </w:rPr>
+              <w:t>Notifications</w:t>
+            </w:r>
+          </w:p>
+        </w:tc>
+        <w:tc>
+          <w:tcPr>
+            <w:tcW w:type="dxa" w:w="2268"/>
+            <w:shd w:fill="EBF5FB"/>
+          </w:tcPr>
+          <w:p>
+            <w:r>
+              <w:rPr>
+                <w:sz w:val="18"/>
+              </w:rPr>
+              <w:t>Bootstrap Toast</w:t>
+            </w:r>
+          </w:p>
+        </w:tc>
+        <w:tc>
+          <w:tcPr>
+            <w:tcW w:type="dxa" w:w="4535"/>
+            <w:shd w:fill="EBF5FB"/>
+          </w:tcPr>
+          <w:p>
+            <w:r>
+              <w:rPr>
+                <w:sz w:val="18"/>
+              </w:rPr>
+              <w:t>Alertes temps réel (BLOCKED / SUSPICIOUS)</w:t>
+            </w:r>
+          </w:p>
+        </w:tc>
+      </w:tr>
+    </w:tbl>
+    <w:p>
+      <w:pPr>
+        <w:pStyle w:val="Heading2"/>
+      </w:pPr>
+      <w:r>
+        <w:t>10.2 Architecture du Dashboard</w:t>
+      </w:r>
+    </w:p>
+    <w:p>
+      <w:r>
+        <w:t>Le dashboard suit une architecture client-serveur classique avec rendu côté serveur (SSR) et mises à jour en temps réel via SSE. Le flux de données est le suivant :</w:t>
+      </w:r>
+    </w:p>
+    <w:p>
+      <w:pPr>
+        <w:spacing w:before="0" w:after="0"/>
+        <w:ind w:left="567"/>
+      </w:pPr>
+      <w:r>
+        <w:rPr>
+          <w:rFonts w:ascii="Courier New" w:hAnsi="Courier New"/>
+          <w:color w:val="2C3E50"/>
+          <w:sz w:val="16"/>
+        </w:rPr>
+        <w:t>┌───────────────────┐     HTTP / SSE      ┌──────────────────┐     JSONL     ┌──────────────┐</w:t>
+      </w:r>
+    </w:p>
+    <w:p>
+      <w:pPr>
+        <w:spacing w:before="0" w:after="0"/>
+        <w:ind w:left="567"/>
+      </w:pPr>
+      <w:r>
+        <w:rPr>
+          <w:rFonts w:ascii="Courier New" w:hAnsi="Courier New"/>
+          <w:color w:val="2C3E50"/>
+          <w:sz w:val="16"/>
+        </w:rPr>
+        <w:t>│  Navigateur       │ ◄─────────────────► │  Flask (app.py)  │ ◄────────────►│  audit.log   │</w:t>
+      </w:r>
+    </w:p>
+    <w:p>
+      <w:pPr>
+        <w:spacing w:before="0" w:after="0"/>
+        <w:ind w:left="567"/>
+      </w:pPr>
+      <w:r>
+        <w:rPr>
+          <w:rFonts w:ascii="Courier New" w:hAnsi="Courier New"/>
+          <w:color w:val="2C3E50"/>
+          <w:sz w:val="16"/>
+        </w:rPr>
+        <w:t>│  Bootstrap 5.3    │    Jinja2 + API     │  Port 5000       │  pollling 1s  │  (JSONL)     │</w:t>
+      </w:r>
+    </w:p>
+    <w:p>
+      <w:pPr>
+        <w:spacing w:before="0" w:after="0"/>
+        <w:ind w:left="567"/>
+      </w:pPr>
+      <w:r>
+        <w:rPr>
+          <w:rFonts w:ascii="Courier New" w:hAnsi="Courier New"/>
+          <w:color w:val="2C3E50"/>
+          <w:sz w:val="16"/>
+        </w:rPr>
+        <w:t>│  Chart.js 4.4     │                     │                  │               └──────────────┘</w:t>
+      </w:r>
+    </w:p>
+    <w:p>
+      <w:pPr>
+        <w:spacing w:before="0" w:after="0"/>
+        <w:ind w:left="567"/>
+      </w:pPr>
+      <w:r>
+        <w:rPr>
+          <w:rFonts w:ascii="Courier New" w:hAnsi="Courier New"/>
+          <w:color w:val="2C3E50"/>
+          <w:sz w:val="16"/>
+        </w:rPr>
+        <w:t>│  Vanilla JS       │                     │  Routes:         │</w:t>
+      </w:r>
+    </w:p>
+    <w:p>
+      <w:pPr>
+        <w:spacing w:before="0" w:after="0"/>
+        <w:ind w:left="567"/>
+      </w:pPr>
+      <w:r>
+        <w:rPr>
+          <w:rFonts w:ascii="Courier New" w:hAnsi="Courier New"/>
+          <w:color w:val="2C3E50"/>
+          <w:sz w:val="16"/>
+        </w:rPr>
+        <w:t>│  EventSource      │                     │  / (dashboard)   │     OIDC      ┌──────────────┐</w:t>
+      </w:r>
+    </w:p>
+    <w:p>
+      <w:pPr>
+        <w:spacing w:before="0" w:after="0"/>
+        <w:ind w:left="567"/>
+      </w:pPr>
+      <w:r>
+        <w:rPr>
+          <w:rFonts w:ascii="Courier New" w:hAnsi="Courier New"/>
+          <w:color w:val="2C3E50"/>
+          <w:sz w:val="16"/>
+        </w:rPr>
+        <w:t>│                   │                     │  /timeline       │ ◄────────────►│  Keycloak    │</w:t>
+      </w:r>
+    </w:p>
+    <w:p>
+      <w:pPr>
+        <w:spacing w:before="0" w:after="0"/>
+        <w:ind w:left="567"/>
+      </w:pPr>
+      <w:r>
+        <w:rPr>
+          <w:rFonts w:ascii="Courier New" w:hAnsi="Courier New"/>
+          <w:color w:val="2C3E50"/>
+          <w:sz w:val="16"/>
+        </w:rPr>
+        <w:t>│  sse.js           │                     │  /api/stats      │               │  Port 8080   │</w:t>
+      </w:r>
+    </w:p>
+    <w:p>
+      <w:pPr>
+        <w:spacing w:before="0" w:after="0"/>
+        <w:ind w:left="567"/>
+      </w:pPr>
+      <w:r>
+        <w:rPr>
+          <w:rFonts w:ascii="Courier New" w:hAnsi="Courier New"/>
+          <w:color w:val="2C3E50"/>
+          <w:sz w:val="16"/>
+        </w:rPr>
+        <w:t>│  dashboard.js     │                     │  /api/entries    │               └──────────────┘</w:t>
+      </w:r>
+    </w:p>
+    <w:p>
+      <w:pPr>
+        <w:spacing w:before="0" w:after="0"/>
+        <w:ind w:left="567"/>
+      </w:pPr>
+      <w:r>
+        <w:rPr>
+          <w:rFonts w:ascii="Courier New" w:hAnsi="Courier New"/>
+          <w:color w:val="2C3E50"/>
+          <w:sz w:val="16"/>
+        </w:rPr>
+        <w:t>│  timeline.js      │                     │  /api/events SSE │</w:t>
+      </w:r>
+    </w:p>
+    <w:p>
+      <w:pPr>
+        <w:spacing w:before="0" w:after="0"/>
+        <w:ind w:left="567"/>
+      </w:pPr>
+      <w:r>
+        <w:rPr>
+          <w:rFonts w:ascii="Courier New" w:hAnsi="Courier New"/>
+          <w:color w:val="2C3E50"/>
+          <w:sz w:val="16"/>
+        </w:rPr>
+        <w:t>└───────────────────┘                     │  /auth/*         │</w:t>
+      </w:r>
+    </w:p>
+    <w:p>
+      <w:pPr>
+        <w:spacing w:before="0" w:after="0"/>
+        <w:ind w:left="567"/>
+      </w:pPr>
+      <w:r>
+        <w:rPr>
+          <w:rFonts w:ascii="Courier New" w:hAnsi="Courier New"/>
+          <w:color w:val="2C3E50"/>
+          <w:sz w:val="16"/>
+        </w:rPr>
+        <w:t xml:space="preserve">                                          └──────────────────┘</w:t>
+      </w:r>
+    </w:p>
+    <w:p>
+      <w:pPr>
+        <w:pStyle w:val="Heading2"/>
+      </w:pPr>
+      <w:r>
+        <w:t>10.3 Structure des Fichiers</w:t>
+      </w:r>
+    </w:p>
+    <w:tbl>
+      <w:tblPr>
+        <w:tblStyle w:val="TableGrid"/>
+        <w:tblW w:type="auto" w:w="0"/>
+        <w:jc w:val="center"/>
+        <w:tblLook w:firstColumn="1" w:firstRow="1" w:lastColumn="0" w:lastRow="0" w:noHBand="0" w:noVBand="1" w:val="04A0"/>
+      </w:tblPr>
+      <w:tblGrid>
+        <w:gridCol w:w="2880"/>
+        <w:gridCol w:w="2880"/>
+        <w:gridCol w:w="2880"/>
+      </w:tblGrid>
+      <w:tr>
+        <w:tc>
+          <w:tcPr>
+            <w:tcW w:type="dxa" w:w="2835"/>
+            <w:shd w:fill="1B4F72"/>
+          </w:tcPr>
+          <w:p>
+            <w:pPr>
+              <w:jc w:val="center"/>
+            </w:pPr>
+            <w:r>
+              <w:rPr>
+                <w:b/>
+                <w:color w:val="FFFFFF"/>
+                <w:sz w:val="20"/>
+              </w:rPr>
+              <w:t>Fichier</w:t>
+            </w:r>
+          </w:p>
+        </w:tc>
+        <w:tc>
+          <w:tcPr>
+            <w:tcW w:type="dxa" w:w="1134"/>
+            <w:shd w:fill="1B4F72"/>
+          </w:tcPr>
+          <w:p>
+            <w:pPr>
+              <w:jc w:val="center"/>
+            </w:pPr>
+            <w:r>
+              <w:rPr>
+                <w:b/>
+                <w:color w:val="FFFFFF"/>
+                <w:sz w:val="20"/>
+              </w:rPr>
+              <w:t>Lignes</w:t>
+            </w:r>
+          </w:p>
+        </w:tc>
+        <w:tc>
+          <w:tcPr>
+            <w:tcW w:type="dxa" w:w="5102"/>
+            <w:shd w:fill="1B4F72"/>
+          </w:tcPr>
+          <w:p>
+            <w:pPr>
+              <w:jc w:val="center"/>
+            </w:pPr>
+            <w:r>
+              <w:rPr>
+                <w:b/>
+                <w:color w:val="FFFFFF"/>
+                <w:sz w:val="20"/>
+              </w:rPr>
+              <w:t>Rôle</w:t>
+            </w:r>
+          </w:p>
+        </w:tc>
+      </w:tr>
+      <w:tr>
+        <w:tc>
+          <w:tcPr>
+            <w:tcW w:type="dxa" w:w="2835"/>
+            <w:shd w:fill="EBF5FB"/>
+          </w:tcPr>
+          <w:p>
+            <w:r>
+              <w:rPr>
+                <w:sz w:val="18"/>
+              </w:rPr>
+              <w:t>dashboard/app.py</w:t>
+            </w:r>
+          </w:p>
+        </w:tc>
+        <w:tc>
+          <w:tcPr>
+            <w:tcW w:type="dxa" w:w="1134"/>
+            <w:shd w:fill="EBF5FB"/>
+          </w:tcPr>
+          <w:p>
+            <w:r>
+              <w:rPr>
+                <w:sz w:val="18"/>
+              </w:rPr>
+              <w:t>263</w:t>
+            </w:r>
+          </w:p>
+        </w:tc>
+        <w:tc>
+          <w:tcPr>
+            <w:tcW w:type="dxa" w:w="5102"/>
+            <w:shd w:fill="EBF5FB"/>
+          </w:tcPr>
+          <w:p>
+            <w:r>
+              <w:rPr>
+                <w:sz w:val="18"/>
+              </w:rPr>
+              <w:t>Application Flask, routes, API, SSE, watcher daemon</w:t>
+            </w:r>
+          </w:p>
+        </w:tc>
+      </w:tr>
+      <w:tr>
+        <w:tc>
+          <w:tcPr>
+            <w:tcW w:type="dxa" w:w="2835"/>
+          </w:tcPr>
+          <w:p>
+            <w:r>
+              <w:rPr>
+                <w:sz w:val="18"/>
+              </w:rPr>
+              <w:t>dashboard/auth.py</w:t>
+            </w:r>
+          </w:p>
+        </w:tc>
+        <w:tc>
+          <w:tcPr>
+            <w:tcW w:type="dxa" w:w="1134"/>
+          </w:tcPr>
+          <w:p>
+            <w:r>
+              <w:rPr>
+                <w:sz w:val="18"/>
+              </w:rPr>
+              <w:t>55</w:t>
+            </w:r>
+          </w:p>
+        </w:tc>
+        <w:tc>
+          <w:tcPr>
+            <w:tcW w:type="dxa" w:w="5102"/>
+          </w:tcPr>
+          <w:p>
+            <w:r>
+              <w:rPr>
+                <w:sz w:val="18"/>
+              </w:rPr>
+              <w:t>Connexion OIDC Keycloak (Authlib)</w:t>
+            </w:r>
+          </w:p>
+        </w:tc>
+      </w:tr>
+      <w:tr>
+        <w:tc>
+          <w:tcPr>
+            <w:tcW w:type="dxa" w:w="2835"/>
+            <w:shd w:fill="EBF5FB"/>
+          </w:tcPr>
+          <w:p>
+            <w:r>
+              <w:rPr>
+                <w:sz w:val="18"/>
+              </w:rPr>
+              <w:t>dashboard/audit_reader.py</w:t>
+            </w:r>
+          </w:p>
+        </w:tc>
+        <w:tc>
+          <w:tcPr>
+            <w:tcW w:type="dxa" w:w="1134"/>
+            <w:shd w:fill="EBF5FB"/>
+          </w:tcPr>
+          <w:p>
+            <w:r>
+              <w:rPr>
+                <w:sz w:val="18"/>
+              </w:rPr>
+              <w:t>154</w:t>
+            </w:r>
+          </w:p>
+        </w:tc>
+        <w:tc>
+          <w:tcPr>
+            <w:tcW w:type="dxa" w:w="5102"/>
+            <w:shd w:fill="EBF5FB"/>
+          </w:tcPr>
+          <w:p>
+            <w:r>
+              <w:rPr>
+                <w:sz w:val="18"/>
+              </w:rPr>
+              <w:t>Lecture JSONL, filtrage, statistiques, tail SSE</w:t>
+            </w:r>
+          </w:p>
+        </w:tc>
+      </w:tr>
+      <w:tr>
+        <w:tc>
+          <w:tcPr>
+            <w:tcW w:type="dxa" w:w="2835"/>
+          </w:tcPr>
+          <w:p>
+            <w:r>
+              <w:rPr>
+                <w:sz w:val="18"/>
+              </w:rPr>
+              <w:t>dashboard/templates/base.html</w:t>
+            </w:r>
+          </w:p>
+        </w:tc>
+        <w:tc>
+          <w:tcPr>
+            <w:tcW w:type="dxa" w:w="1134"/>
+          </w:tcPr>
+          <w:p>
+            <w:r>
+              <w:rPr>
+                <w:sz w:val="18"/>
+              </w:rPr>
+              <w:t>72</w:t>
+            </w:r>
+          </w:p>
+        </w:tc>
+        <w:tc>
+          <w:tcPr>
+            <w:tcW w:type="dxa" w:w="5102"/>
+          </w:tcPr>
+          <w:p>
+            <w:r>
+              <w:rPr>
+                <w:sz w:val="18"/>
+              </w:rPr>
+              <w:t>Layout sidebar + contenu principal (Jinja2)</w:t>
+            </w:r>
+          </w:p>
+        </w:tc>
+      </w:tr>
+      <w:tr>
+        <w:tc>
+          <w:tcPr>
+            <w:tcW w:type="dxa" w:w="2835"/>
+            <w:shd w:fill="EBF5FB"/>
+          </w:tcPr>
+          <w:p>
+            <w:r>
+              <w:rPr>
+                <w:sz w:val="18"/>
+              </w:rPr>
+              <w:t>dashboard/templates/login.html</w:t>
+            </w:r>
+          </w:p>
+        </w:tc>
+        <w:tc>
+          <w:tcPr>
+            <w:tcW w:type="dxa" w:w="1134"/>
+            <w:shd w:fill="EBF5FB"/>
+          </w:tcPr>
+          <w:p>
+            <w:r>
+              <w:rPr>
+                <w:sz w:val="18"/>
+              </w:rPr>
+              <w:t>30</w:t>
+            </w:r>
+          </w:p>
+        </w:tc>
+        <w:tc>
+          <w:tcPr>
+            <w:tcW w:type="dxa" w:w="5102"/>
+            <w:shd w:fill="EBF5FB"/>
+          </w:tcPr>
+          <w:p>
+            <w:r>
+              <w:rPr>
+                <w:sz w:val="18"/>
+              </w:rPr>
+              <w:t>Page de connexion Keycloak (autonome)</w:t>
+            </w:r>
+          </w:p>
+        </w:tc>
+      </w:tr>
+      <w:tr>
+        <w:tc>
+          <w:tcPr>
+            <w:tcW w:type="dxa" w:w="2835"/>
+          </w:tcPr>
+          <w:p>
+            <w:r>
+              <w:rPr>
+                <w:sz w:val="18"/>
+              </w:rPr>
+              <w:t>dashboard/templates/dashboard.html</w:t>
+            </w:r>
+          </w:p>
+        </w:tc>
+        <w:tc>
+          <w:tcPr>
+            <w:tcW w:type="dxa" w:w="1134"/>
+          </w:tcPr>
+          <w:p>
+            <w:r>
+              <w:rPr>
+                <w:sz w:val="18"/>
+              </w:rPr>
+              <w:t>152</w:t>
+            </w:r>
+          </w:p>
+        </w:tc>
+        <w:tc>
+          <w:tcPr>
+            <w:tcW w:type="dxa" w:w="5102"/>
+          </w:tcPr>
+          <w:p>
+            <w:r>
+              <w:rPr>
+                <w:sz w:val="18"/>
+              </w:rPr>
+              <w:t>Vue globale : KPI, graphiques, utilisateurs actifs</w:t>
+            </w:r>
+          </w:p>
+        </w:tc>
+      </w:tr>
+      <w:tr>
+        <w:tc>
+          <w:tcPr>
+            <w:tcW w:type="dxa" w:w="2835"/>
+            <w:shd w:fill="EBF5FB"/>
+          </w:tcPr>
+          <w:p>
+            <w:r>
+              <w:rPr>
+                <w:sz w:val="18"/>
+              </w:rPr>
+              <w:t>dashboard/templates/timeline.html</w:t>
+            </w:r>
+          </w:p>
+        </w:tc>
+        <w:tc>
+          <w:tcPr>
+            <w:tcW w:type="dxa" w:w="1134"/>
+            <w:shd w:fill="EBF5FB"/>
+          </w:tcPr>
+          <w:p>
+            <w:r>
+              <w:rPr>
+                <w:sz w:val="18"/>
+              </w:rPr>
+              <w:t>119</w:t>
+            </w:r>
+          </w:p>
+        </w:tc>
+        <w:tc>
+          <w:tcPr>
+            <w:tcW w:type="dxa" w:w="5102"/>
+            <w:shd w:fill="EBF5FB"/>
+          </w:tcPr>
+          <w:p>
+            <w:r>
+              <w:rPr>
+                <w:sz w:val="18"/>
+              </w:rPr>
+              <w:t>Timeline filtrable et paginée des audits</w:t>
+            </w:r>
+          </w:p>
+        </w:tc>
+      </w:tr>
+      <w:tr>
+        <w:tc>
+          <w:tcPr>
+            <w:tcW w:type="dxa" w:w="2835"/>
+          </w:tcPr>
+          <w:p>
+            <w:r>
+              <w:rPr>
+                <w:sz w:val="18"/>
+              </w:rPr>
+              <w:t>dashboard/static/css/style.css</w:t>
+            </w:r>
+          </w:p>
+        </w:tc>
+        <w:tc>
+          <w:tcPr>
+            <w:tcW w:type="dxa" w:w="1134"/>
+          </w:tcPr>
+          <w:p>
+            <w:r>
+              <w:rPr>
+                <w:sz w:val="18"/>
+              </w:rPr>
+              <w:t>112</w:t>
+            </w:r>
+          </w:p>
+        </w:tc>
+        <w:tc>
+          <w:tcPr>
+            <w:tcW w:type="dxa" w:w="5102"/>
+          </w:tcPr>
+          <w:p>
+            <w:r>
+              <w:rPr>
+                <w:sz w:val="18"/>
+              </w:rPr>
+              <w:t>Overrides CSS thème sombre + print</w:t>
+            </w:r>
+          </w:p>
+        </w:tc>
+      </w:tr>
+      <w:tr>
+        <w:tc>
+          <w:tcPr>
+            <w:tcW w:type="dxa" w:w="2835"/>
+            <w:shd w:fill="EBF5FB"/>
+          </w:tcPr>
+          <w:p>
+            <w:r>
+              <w:rPr>
+                <w:sz w:val="18"/>
+              </w:rPr>
+              <w:t>dashboard/static/js/sse.js</w:t>
+            </w:r>
+          </w:p>
+        </w:tc>
+        <w:tc>
+          <w:tcPr>
+            <w:tcW w:type="dxa" w:w="1134"/>
+            <w:shd w:fill="EBF5FB"/>
+          </w:tcPr>
+          <w:p>
+            <w:r>
+              <w:rPr>
+                <w:sz w:val="18"/>
+              </w:rPr>
+              <w:t>73</w:t>
+            </w:r>
+          </w:p>
+        </w:tc>
+        <w:tc>
+          <w:tcPr>
+            <w:tcW w:type="dxa" w:w="5102"/>
+            <w:shd w:fill="EBF5FB"/>
+          </w:tcPr>
+          <w:p>
+            <w:r>
+              <w:rPr>
+                <w:sz w:val="18"/>
+              </w:rPr>
+              <w:t>Client SSE, toasts, event bus (CustomEvent)</w:t>
+            </w:r>
+          </w:p>
+        </w:tc>
+      </w:tr>
+      <w:tr>
+        <w:tc>
+          <w:tcPr>
+            <w:tcW w:type="dxa" w:w="2835"/>
+          </w:tcPr>
+          <w:p>
+            <w:r>
+              <w:rPr>
+                <w:sz w:val="18"/>
+              </w:rPr>
+              <w:t>dashboard/static/js/dashboard.js</w:t>
+            </w:r>
+          </w:p>
+        </w:tc>
+        <w:tc>
+          <w:tcPr>
+            <w:tcW w:type="dxa" w:w="1134"/>
+          </w:tcPr>
+          <w:p>
+            <w:r>
+              <w:rPr>
+                <w:sz w:val="18"/>
+              </w:rPr>
+              <w:t>171</w:t>
+            </w:r>
+          </w:p>
+        </w:tc>
+        <w:tc>
+          <w:tcPr>
+            <w:tcW w:type="dxa" w:w="5102"/>
+          </w:tcPr>
+          <w:p>
+            <w:r>
+              <w:rPr>
+                <w:sz w:val="18"/>
+              </w:rPr>
+              <w:t>Chart.js, KPI, filtre temporel, refresh auto</w:t>
+            </w:r>
+          </w:p>
+        </w:tc>
+      </w:tr>
+      <w:tr>
+        <w:tc>
+          <w:tcPr>
+            <w:tcW w:type="dxa" w:w="2835"/>
+            <w:shd w:fill="EBF5FB"/>
+          </w:tcPr>
+          <w:p>
+            <w:r>
+              <w:rPr>
+                <w:sz w:val="18"/>
+              </w:rPr>
+              <w:t>dashboard/static/js/timeline.js</w:t>
+            </w:r>
+          </w:p>
+        </w:tc>
+        <w:tc>
+          <w:tcPr>
+            <w:tcW w:type="dxa" w:w="1134"/>
+            <w:shd w:fill="EBF5FB"/>
+          </w:tcPr>
+          <w:p>
+            <w:r>
+              <w:rPr>
+                <w:sz w:val="18"/>
+              </w:rPr>
+              <w:t>163</w:t>
+            </w:r>
+          </w:p>
+        </w:tc>
+        <w:tc>
+          <w:tcPr>
+            <w:tcW w:type="dxa" w:w="5102"/>
+            <w:shd w:fill="EBF5FB"/>
+          </w:tcPr>
+          <w:p>
+            <w:r>
+              <w:rPr>
+                <w:sz w:val="18"/>
+              </w:rPr>
+              <w:t>Pagination, filtres, modal détail, XSS protection</w:t>
+            </w:r>
+          </w:p>
+        </w:tc>
+      </w:tr>
+      <w:tr>
+        <w:tc>
+          <w:tcPr>
+            <w:tcW w:type="dxa" w:w="2835"/>
+          </w:tcPr>
+          <w:p>
+            <w:r>
+              <w:rPr>
+                <w:sz w:val="18"/>
+              </w:rPr>
+              <w:t>dashboard/mcp_client.py</w:t>
+            </w:r>
+          </w:p>
+        </w:tc>
+        <w:tc>
+          <w:tcPr>
+            <w:tcW w:type="dxa" w:w="1134"/>
+          </w:tcPr>
+          <w:p>
+            <w:r>
+              <w:rPr>
+                <w:sz w:val="18"/>
+              </w:rPr>
+              <w:t>200</w:t>
+            </w:r>
+          </w:p>
+        </w:tc>
+        <w:tc>
+          <w:tcPr>
+            <w:tcW w:type="dxa" w:w="5102"/>
+          </w:tcPr>
+          <w:p>
+            <w:r>
+              <w:rPr>
+                <w:sz w:val="18"/>
+              </w:rPr>
+              <w:t>Client MCP Streamable HTTP brut (httpx, streaming SSE + élicitation)</w:t>
+            </w:r>
+          </w:p>
+        </w:tc>
+      </w:tr>
+      <w:tr>
+        <w:tc>
+          <w:tcPr>
+            <w:tcW w:type="dxa" w:w="2835"/>
+            <w:shd w:fill="EBF5FB"/>
+          </w:tcPr>
+          <w:p>
+            <w:r>
+              <w:rPr>
+                <w:sz w:val="18"/>
+              </w:rPr>
+              <w:t>dashboard/templates/tools.html</w:t>
+            </w:r>
+          </w:p>
+        </w:tc>
+        <w:tc>
+          <w:tcPr>
+            <w:tcW w:type="dxa" w:w="1134"/>
+            <w:shd w:fill="EBF5FB"/>
+          </w:tcPr>
+          <w:p>
+            <w:r>
+              <w:rPr>
+                <w:sz w:val="18"/>
+              </w:rPr>
+              <w:t>150</w:t>
+            </w:r>
+          </w:p>
+        </w:tc>
+        <w:tc>
+          <w:tcPr>
+            <w:tcW w:type="dxa" w:w="5102"/>
+            <w:shd w:fill="EBF5FB"/>
+          </w:tcPr>
+          <w:p>
+            <w:r>
+              <w:rPr>
+                <w:sz w:val="18"/>
+              </w:rPr>
+              <w:t>Console MCP : formulaire dynamique + carte HITL</w:t>
+            </w:r>
+          </w:p>
+        </w:tc>
+      </w:tr>
+      <w:tr>
+        <w:tc>
+          <w:tcPr>
+            <w:tcW w:type="dxa" w:w="2835"/>
+          </w:tcPr>
+          <w:p>
+            <w:r>
+              <w:rPr>
+                <w:sz w:val="18"/>
+              </w:rPr>
+              <w:t>dashboard/static/js/tools.js</w:t>
+            </w:r>
+          </w:p>
+        </w:tc>
+        <w:tc>
+          <w:tcPr>
+            <w:tcW w:type="dxa" w:w="1134"/>
+          </w:tcPr>
+          <w:p>
+            <w:r>
+              <w:rPr>
+                <w:sz w:val="18"/>
+              </w:rPr>
+              <w:t>225</w:t>
+            </w:r>
+          </w:p>
+        </w:tc>
+        <w:tc>
+          <w:tcPr>
+            <w:tcW w:type="dxa" w:w="5102"/>
+          </w:tcPr>
+          <w:p>
+            <w:r>
+              <w:rPr>
+                <w:sz w:val="18"/>
+              </w:rPr>
+              <w:t>Sélecteur d'outils, dry_run auto, approbation HITL</w:t>
+            </w:r>
+          </w:p>
+        </w:tc>
+      </w:tr>
+    </w:tbl>
+    <w:p>
+      <w:pPr>
+        <w:pStyle w:val="Heading2"/>
+      </w:pPr>
+      <w:r>
+        <w:t>10.4 Pages et Fonctionnalités</w:t>
+      </w:r>
+    </w:p>
+    <w:p>
+      <w:pPr>
+        <w:pStyle w:val="Heading3"/>
+      </w:pPr>
+      <w:r>
+        <w:t>10.4.1 Page Dashboard (/)</w:t>
+      </w:r>
+    </w:p>
+    <w:p>
+      <w:r>
+        <w:t>Page d'accueil offrant une vue d'ensemble des actions auditées. Elle comprend :</w:t>
+      </w:r>
+    </w:p>
+    <w:p>
+      <w:pPr>
+        <w:pStyle w:val="ListBullet"/>
+      </w:pPr>
+      <w:r>
+        <w:t>Filtres temporels rapides : 24h, 7 jours, 30 jours, Tout</w:t>
+      </w:r>
+    </w:p>
+    <w:p>
+      <w:pPr>
+        <w:pStyle w:val="ListBullet"/>
+      </w:pPr>
+      <w:r>
+        <w:t>4 cartes KPI : Total audité, BLOCKED, SUSPICIOUS, Utilisateurs actifs</w:t>
+      </w:r>
+    </w:p>
+    <w:p>
+      <w:pPr>
+        <w:pStyle w:val="ListBullet"/>
+      </w:pPr>
+      <w:r>
+        <w:t>Graphique activité quotidienne (line chart avec area fill)</w:t>
+      </w:r>
+    </w:p>
+    <w:p>
+      <w:pPr>
+        <w:pStyle w:val="ListBullet"/>
+      </w:pPr>
+      <w:r>
+        <w:t>Répartition des verdicts (doughnut chart : SAFE/SUSPICIOUS/BLOCKED)</w:t>
+      </w:r>
+    </w:p>
+    <w:p>
+      <w:pPr>
+        <w:pStyle w:val="ListBullet"/>
+      </w:pPr>
+      <w:r>
+        <w:t>Top 10 des outils utilisés (barre horizontale)</w:t>
+      </w:r>
+    </w:p>
+    <w:p>
+      <w:pPr>
+        <w:pStyle w:val="ListBullet"/>
+      </w:pPr>
+      <w:r>
+        <w:t>Activité par heure de la journée (barres verticales, 24 buckets)</w:t>
+      </w:r>
+    </w:p>
+    <w:p>
+      <w:pPr>
+        <w:pStyle w:val="ListBullet"/>
+      </w:pPr>
+      <w:r>
+        <w:t>Tableau des utilisateurs actifs avec barres de progression</w:t>
+      </w:r>
+    </w:p>
+    <w:p>
+      <w:pPr>
+        <w:pStyle w:val="ListBullet"/>
+      </w:pPr>
+      <w:r>
+        <w:t>Export JSON/CSV des données filtrées</w:t>
+      </w:r>
+    </w:p>
+    <w:p>
+      <w:pPr>
+        <w:pStyle w:val="Heading3"/>
+      </w:pPr>
+      <w:r>
+        <w:t>10.4.2 Page Timeline (/timeline)</w:t>
+      </w:r>
+    </w:p>
+    <w:p>
+      <w:r>
+        <w:t>Vue détaillée et filtrable du journal d'audit complet :</w:t>
+      </w:r>
+    </w:p>
+    <w:p>
+      <w:pPr>
+        <w:pStyle w:val="ListBullet"/>
+      </w:pPr>
+      <w:r>
+        <w:t>Filtres avancés : outil, utilisateur, verdict, statut, plage de dates, recherche texte</w:t>
+      </w:r>
+    </w:p>
+    <w:p>
+      <w:pPr>
+        <w:pStyle w:val="ListBullet"/>
+      </w:pPr>
+      <w:r>
+        <w:t>Pagination côté serveur (25/50/100 par page)</w:t>
+      </w:r>
+    </w:p>
+    <w:p>
+      <w:pPr>
+        <w:pStyle w:val="ListBullet"/>
+      </w:pPr>
+      <w:r>
+        <w:t>Badges colorés DRY/LIVE, verdict et statut</w:t>
+      </w:r>
+    </w:p>
+    <w:p>
+      <w:pPr>
+        <w:pStyle w:val="ListBullet"/>
+      </w:pPr>
+      <w:r>
+        <w:t>Modal de détail avec métadonnées et paramètres complets</w:t>
+      </w:r>
+    </w:p>
+    <w:p>
+      <w:pPr>
+        <w:pStyle w:val="ListBullet"/>
+      </w:pPr>
+      <w:r>
+        <w:t>Protection XSS via fonction esc() (DOM-based escaping)</w:t>
+      </w:r>
+    </w:p>
+    <w:p>
+      <w:pPr>
+        <w:pStyle w:val="ListBullet"/>
+      </w:pPr>
+      <w:r>
+        <w:t>Export CSV/JSON avec filtres appliqués</w:t>
+      </w:r>
+    </w:p>
+    <w:p>
+      <w:pPr>
+        <w:pStyle w:val="ListBullet"/>
+      </w:pPr>
+      <w:r>
+        <w:t>Formatage français (toLocaleString('fr-FR'))</w:t>
+      </w:r>
+    </w:p>
+    <w:p>
+      <w:pPr>
+        <w:pStyle w:val="Heading2"/>
+      </w:pPr>
+      <w:r>
+        <w:t>10.5 Temps Réel — Server-Sent Events</w:t>
+      </w:r>
+    </w:p>
+    <w:p>
+      <w:r>
+        <w:t>Le dashboard reçoit les nouvelles entrées d'audit en temps réel via SSE, complété par un rafraîchissement périodique de 30 secondes en cas de déconnexion.</w:t>
+      </w:r>
+    </w:p>
+    <w:p>
+      <w:pPr>
+        <w:pStyle w:val="ListBullet"/>
+      </w:pPr>
+      <w:r>
+        <w:t>1. Un thread daemon poll audit.log toutes les secondes</w:t>
+      </w:r>
+    </w:p>
+    <w:p>
+      <w:pPr>
+        <w:pStyle w:val="ListBullet"/>
+      </w:pPr>
+      <w:r>
+        <w:t>2. Les nouvelles entrées sont broadcastées aux clients via queue/thread-safe</w:t>
+      </w:r>
+    </w:p>
+    <w:p>
+      <w:pPr>
+        <w:pStyle w:val="ListBullet"/>
+      </w:pPr>
+      <w:r>
+        <w:t>3. Le navigateur (EventSource) reçoit les événements JSON</w:t>
+      </w:r>
+    </w:p>
+    <w:p>
+      <w:pPr>
+        <w:pStyle w:val="ListBullet"/>
+      </w:pPr>
+      <w:r>
+        <w:t>4. Les verdicts BLOCKED/SUSPICIOUS déclenchent des toast notifications</w:t>
+      </w:r>
+    </w:p>
+    <w:p>
+      <w:pPr>
+        <w:pStyle w:val="ListBullet"/>
+      </w:pPr>
+      <w:r>
+        <w:t>5. Un CustomEvent('audit:new') notifie dashboard.js et timeline.js pour refresh</w:t>
+      </w:r>
+    </w:p>
+    <w:p>
+      <w:pPr>
+        <w:pStyle w:val="ListBullet"/>
+      </w:pPr>
+      <w:r>
+        <w:t>6. Reconnexion automatique avec backoff de 3 secondes en cas d'erreur</w:t>
+      </w:r>
+    </w:p>
+    <w:p>
+      <w:pPr>
+        <w:pStyle w:val="Heading2"/>
+      </w:pPr>
+      <w:r>
+        <w:t>10.6 Authentification OIDC</w:t>
+      </w:r>
+    </w:p>
+    <w:p>
+      <w:r>
+        <w:t>Le dashboard utilise un flux OIDC authorization code via Keycloak, séparé du client MCP. L'authentification est gérée par Authlib avec découverte automatique des endpoints via /.well-known/openid-configuration.</w:t>
+      </w:r>
+    </w:p>
+    <w:p>
+      <w:pPr>
+        <w:pStyle w:val="ListBullet"/>
+      </w:pPr>
+      <w:r>
+        <w:t>1. L'utilisateur accède à / → redirigé vers /login si non authentifié</w:t>
+      </w:r>
+    </w:p>
+    <w:p>
+      <w:pPr>
+        <w:pStyle w:val="ListBullet"/>
+      </w:pPr>
+      <w:r>
+        <w:t>2. Clic sur 'Se connecter avec Keycloak' → /auth/start</w:t>
+      </w:r>
+    </w:p>
+    <w:p>
+      <w:pPr>
+        <w:pStyle w:val="ListBullet"/>
+      </w:pPr>
+      <w:r>
+        <w:t>3. Redirection vers Keycloak (port 8080) pour l'authentification</w:t>
+      </w:r>
+    </w:p>
+    <w:p>
+      <w:pPr>
+        <w:pStyle w:val="ListBullet"/>
+      </w:pPr>
+      <w:r>
+        <w:t>4. Callback OIDC → extraction du token userinfo (username, email, roles)</w:t>
+      </w:r>
+    </w:p>
+    <w:p>
+      <w:pPr>
+        <w:pStyle w:val="ListBullet"/>
+      </w:pPr>
+      <w:r>
+        <w:t>5. Stockage en session Flask (cookie signé) → accès aux pages protégées</w:t>
+      </w:r>
+    </w:p>
+    <w:p>
+      <w:pPr>
+        <w:pStyle w:val="Heading2"/>
+      </w:pPr>
+      <w:r>
+        <w:t>10.7 Design UI</w:t>
+      </w:r>
+    </w:p>
+    <w:p>
+      <w:r>
+        <w:t>Le dashboard utilise un thème sombre cohérent avec le dark mode Bootstrap :</w:t>
+      </w:r>
+    </w:p>
+    <w:tbl>
+      <w:tblPr>
+        <w:tblStyle w:val="TableGrid"/>
+        <w:tblW w:type="auto" w:w="0"/>
+        <w:jc w:val="center"/>
+        <w:tblLook w:firstColumn="1" w:firstRow="1" w:lastColumn="0" w:lastRow="0" w:noHBand="0" w:noVBand="1" w:val="04A0"/>
+      </w:tblPr>
+      <w:tblGrid>
+        <w:gridCol w:w="4320"/>
+        <w:gridCol w:w="4320"/>
+      </w:tblGrid>
+      <w:tr>
+        <w:tc>
+          <w:tcPr>
+            <w:tcW w:type="dxa" w:w="2268"/>
+            <w:shd w:fill="1B4F72"/>
+          </w:tcPr>
+          <w:p>
+            <w:pPr>
+              <w:jc w:val="center"/>
+            </w:pPr>
+            <w:r>
+              <w:rPr>
+                <w:b/>
+                <w:color w:val="FFFFFF"/>
+                <w:sz w:val="20"/>
+              </w:rPr>
+              <w:t>Élément</w:t>
+            </w:r>
+          </w:p>
+        </w:tc>
+        <w:tc>
+          <w:tcPr>
+            <w:tcW w:type="dxa" w:w="6803"/>
+            <w:shd w:fill="1B4F72"/>
+          </w:tcPr>
+          <w:p>
+            <w:pPr>
+              <w:jc w:val="center"/>
+            </w:pPr>
+            <w:r>
+              <w:rPr>
+                <w:b/>
+                <w:color w:val="FFFFFF"/>
+                <w:sz w:val="20"/>
+              </w:rPr>
+              <w:t>Valeur</w:t>
+            </w:r>
+          </w:p>
+        </w:tc>
+      </w:tr>
+      <w:tr>
+        <w:tc>
+          <w:tcPr>
+            <w:tcW w:type="dxa" w:w="2268"/>
+            <w:shd w:fill="EBF5FB"/>
+          </w:tcPr>
+          <w:p>
+            <w:r>
+              <w:rPr>
+                <w:sz w:val="18"/>
+              </w:rPr>
+              <w:t>Fond principal</w:t>
+            </w:r>
+          </w:p>
+        </w:tc>
+        <w:tc>
+          <w:tcPr>
+            <w:tcW w:type="dxa" w:w="6803"/>
+            <w:shd w:fill="EBF5FB"/>
+          </w:tcPr>
+          <w:p>
+            <w:r>
+              <w:rPr>
+                <w:sz w:val="18"/>
+              </w:rPr>
+              <w:t>#212529 (Bootstrap dark)</w:t>
+            </w:r>
+          </w:p>
+        </w:tc>
+      </w:tr>
+      <w:tr>
+        <w:tc>
+          <w:tcPr>
+            <w:tcW w:type="dxa" w:w="2268"/>
+          </w:tcPr>
+          <w:p>
+            <w:r>
+              <w:rPr>
+                <w:sz w:val="18"/>
+              </w:rPr>
+              <w:t>Cartes / Sidebar</w:t>
+            </w:r>
+          </w:p>
+        </w:tc>
+        <w:tc>
+          <w:tcPr>
+            <w:tcW w:type="dxa" w:w="6803"/>
+          </w:tcPr>
+          <w:p>
+            <w:r>
+              <w:rPr>
+                <w:sz w:val="18"/>
+              </w:rPr>
+              <w:t>#212529, bordure #343a40</w:t>
+            </w:r>
+          </w:p>
+        </w:tc>
+      </w:tr>
+      <w:tr>
+        <w:tc>
+          <w:tcPr>
+            <w:tcW w:type="dxa" w:w="2268"/>
+            <w:shd w:fill="EBF5FB"/>
+          </w:tcPr>
+          <w:p>
+            <w:r>
+              <w:rPr>
+                <w:sz w:val="18"/>
+              </w:rPr>
+              <w:t>Texte</w:t>
+            </w:r>
+          </w:p>
+        </w:tc>
+        <w:tc>
+          <w:tcPr>
+            <w:tcW w:type="dxa" w:w="6803"/>
+            <w:shd w:fill="EBF5FB"/>
+          </w:tcPr>
+          <w:p>
+            <w:r>
+              <w:rPr>
+                <w:sz w:val="18"/>
+              </w:rPr>
+              <w:t>Blanc (#fff), muted (#adb5bd)</w:t>
+            </w:r>
+          </w:p>
+        </w:tc>
+      </w:tr>
+      <w:tr>
+        <w:tc>
+          <w:tcPr>
+            <w:tcW w:type="dxa" w:w="2268"/>
+          </w:tcPr>
+          <w:p>
+            <w:r>
+              <w:rPr>
+                <w:sz w:val="18"/>
+              </w:rPr>
+              <w:t>Accent</w:t>
+            </w:r>
+          </w:p>
+        </w:tc>
+        <w:tc>
+          <w:tcPr>
+            <w:tcW w:type="dxa" w:w="6803"/>
+          </w:tcPr>
+          <w:p>
+            <w:r>
+              <w:rPr>
+                <w:sz w:val="18"/>
+              </w:rPr>
+              <w:t>Bleu Bootstrap #0d6efd</w:t>
+            </w:r>
+          </w:p>
+        </w:tc>
+      </w:tr>
+      <w:tr>
+        <w:tc>
+          <w:tcPr>
+            <w:tcW w:type="dxa" w:w="2268"/>
+            <w:shd w:fill="EBF5FB"/>
+          </w:tcPr>
+          <w:p>
+            <w:r>
+              <w:rPr>
+                <w:sz w:val="18"/>
+              </w:rPr>
+              <w:t>Danger</w:t>
+            </w:r>
+          </w:p>
+        </w:tc>
+        <w:tc>
+          <w:tcPr>
+            <w:tcW w:type="dxa" w:w="6803"/>
+            <w:shd w:fill="EBF5FB"/>
+          </w:tcPr>
+          <w:p>
+            <w:r>
+              <w:rPr>
+                <w:sz w:val="18"/>
+              </w:rPr>
+              <w:t>Rouge #dc3545 (BLOCKED)</w:t>
+            </w:r>
+          </w:p>
+        </w:tc>
+      </w:tr>
+      <w:tr>
+        <w:tc>
+          <w:tcPr>
+            <w:tcW w:type="dxa" w:w="2268"/>
+          </w:tcPr>
+          <w:p>
+            <w:r>
+              <w:rPr>
+                <w:sz w:val="18"/>
+              </w:rPr>
+              <w:t>Warning</w:t>
+            </w:r>
+          </w:p>
+        </w:tc>
+        <w:tc>
+          <w:tcPr>
+            <w:tcW w:type="dxa" w:w="6803"/>
+          </w:tcPr>
+          <w:p>
+            <w:r>
+              <w:rPr>
+                <w:sz w:val="18"/>
+              </w:rPr>
+              <w:t>Jaune #ffc107 (SUSPICIOUS)</w:t>
+            </w:r>
+          </w:p>
+        </w:tc>
+      </w:tr>
+      <w:tr>
+        <w:tc>
+          <w:tcPr>
+            <w:tcW w:type="dxa" w:w="2268"/>
+            <w:shd w:fill="EBF5FB"/>
+          </w:tcPr>
+          <w:p>
+            <w:r>
+              <w:rPr>
+                <w:sz w:val="18"/>
+              </w:rPr>
+              <w:t>Success</w:t>
+            </w:r>
+          </w:p>
+        </w:tc>
+        <w:tc>
+          <w:tcPr>
+            <w:tcW w:type="dxa" w:w="6803"/>
+            <w:shd w:fill="EBF5FB"/>
+          </w:tcPr>
+          <w:p>
+            <w:r>
+              <w:rPr>
+                <w:sz w:val="18"/>
+              </w:rPr>
+              <w:t>Vert #198754 (SAFE)</w:t>
+            </w:r>
+          </w:p>
+        </w:tc>
+      </w:tr>
+      <w:tr>
+        <w:tc>
+          <w:tcPr>
+            <w:tcW w:type="dxa" w:w="2268"/>
+          </w:tcPr>
+          <w:p>
+            <w:r>
+              <w:rPr>
+                <w:sz w:val="18"/>
+              </w:rPr>
+              <w:t>Info</w:t>
+            </w:r>
+          </w:p>
+        </w:tc>
+        <w:tc>
+          <w:tcPr>
+            <w:tcW w:type="dxa" w:w="6803"/>
+          </w:tcPr>
+          <w:p>
+            <w:r>
+              <w:rPr>
+                <w:sz w:val="18"/>
+              </w:rPr>
+              <w:t>Cyan #0dcaf0</w:t>
+            </w:r>
+          </w:p>
+        </w:tc>
+      </w:tr>
+      <w:tr>
+        <w:tc>
+          <w:tcPr>
+            <w:tcW w:type="dxa" w:w="2268"/>
+            <w:shd w:fill="EBF5FB"/>
+          </w:tcPr>
+          <w:p>
+            <w:r>
+              <w:rPr>
+                <w:sz w:val="18"/>
+              </w:rPr>
+              <w:t>Impression</w:t>
+            </w:r>
+          </w:p>
+        </w:tc>
+        <w:tc>
+          <w:tcPr>
+            <w:tcW w:type="dxa" w:w="6803"/>
+            <w:shd w:fill="EBF5FB"/>
+          </w:tcPr>
+          <w:p>
+            <w:r>
+              <w:rPr>
+                <w:sz w:val="18"/>
+              </w:rPr>
+              <w:t>Fond blanc, texte noir, sidebar masquée</w:t>
+            </w:r>
+          </w:p>
+        </w:tc>
+      </w:tr>
+    </w:tbl>
+    <w:p>
+      <w:pPr>
+        <w:pStyle w:val="Heading2"/>
+      </w:pPr>
+      <w:r>
+        <w:t>10.8 Console MCP (exécution d'outils)</w:t>
+      </w:r>
+    </w:p>
+    <w:p>
+      <w:r>
+        <w:t>La page /tools transforme le dashboard en console d'exécution : l'utilisateur connecté liste les 19 outils exposés par le serveur MCP, renseigne les paramètres via un formulaire généré dynamiquement depuis l'inputSchema, et exécute l'action. La présence d'élémentations (HITL) rend la console sûre pour la vraie exploitation : toute action destructive est d'abord simulée, puis soumise à validation humaine.</w:t>
+      </w:r>
+    </w:p>
+    <w:p>
+      <w:pPr>
+        <w:pStyle w:val="Heading3"/>
+      </w:pPr>
+      <w:r>
+        <w:t>10.8.1 Client MCP maison (mcp_client.py)</w:t>
+      </w:r>
+    </w:p>
+    <w:p>
+      <w:r>
+        <w:t>Le SDK officiel mcp 1.29.0 (transport streamable HTTP) est incompatible avec le serveur FastMCP 3.4.7 (erreurs 400 sur POST, 404 sur le GET SSE). Un client léger a donc été implémenté en protocole brut via httpx :</w:t>
+      </w:r>
+    </w:p>
+    <w:p>
+      <w:pPr>
+        <w:pStyle w:val="ListBullet"/>
+      </w:pPr>
+      <w:r>
+        <w:t>initialize POST → capture du header mcp-session-id, puis notifications/initialized</w:t>
+      </w:r>
+    </w:p>
+    <w:p>
+      <w:pPr>
+        <w:pStyle w:val="ListBullet"/>
+      </w:pPr>
+      <w:r>
+        <w:t>tools/list → rendu de la liste, du schéma et des annotations (destructiveHint)</w:t>
+      </w:r>
+    </w:p>
+    <w:p>
+      <w:pPr>
+        <w:pStyle w:val="ListBullet"/>
+      </w:pPr>
+      <w:r>
+        <w:t>tools/call en STREAM pour lire le flux SSE incrémentalement</w:t>
+      </w:r>
+    </w:p>
+    <w:p>
+      <w:pPr>
+        <w:pStyle w:val="ListBullet"/>
+      </w:pPr>
+      <w:r>
+        <w:t>Élication : lorsqu'un event elicitation/create arrive dans le flux (mode form, JSON-RPC id), le client y répond immédiatement par un second POST portant le même id et la décision (approve/decline) — évite le blocage du serveur qui attend la réponse avant de clore le flux</w:t>
+      </w:r>
+    </w:p>
+    <w:p>
+      <w:pPr>
+        <w:pStyle w:val="ListBullet"/>
+      </w:pPr>
+      <w:r>
+        <w:t>Réinjection du token Keycloak en argument token de chaque appel (validation RBAC côté serveur)</w:t>
+      </w:r>
+    </w:p>
+    <w:p>
+      <w:pPr>
+        <w:pStyle w:val="Heading3"/>
+      </w:pPr>
+      <w:r>
+        <w:t>10.8.2 Flux de validation HITL</w:t>
+      </w:r>
+    </w:p>
+    <w:p>
+      <w:pPr>
+        <w:pStyle w:val="ListBullet"/>
+      </w:pPr>
+      <w:r>
+        <w:t>1. Premier clic « Exécuter » : le JS force toujours dry_run=True → l'outil SIMULE l'action et journalise DRY_RUN, sans effet système</w:t>
+      </w:r>
+    </w:p>
+    <w:p>
+      <w:pPr>
+        <w:pStyle w:val="ListBullet"/>
+      </w:pPr>
+      <w:r>
+        <w:t>2. Pour un outil marqué destructif, une carte « Validation humaine » (APPROUVER / DÉCLINER) apparaît sous le formulaire</w:t>
+      </w:r>
+    </w:p>
+    <w:p>
+      <w:pPr>
+        <w:pStyle w:val="ListBullet"/>
+      </w:pPr>
+      <w:r>
+        <w:t>3. APPROUVER : ré-exécution avec dry_run=False + preApprove → le serveur déclenche l'élicitation MCP</w:t>
+      </w:r>
+    </w:p>
+    <w:p>
+      <w:pPr>
+        <w:pStyle w:val="ListBullet"/>
+      </w:pPr>
+      <w:r>
+        <w:t>4. Le client répond APPROVE (JSON-RPC) ; le serveur exécute l'action, journalise APPROVED puis EXECUTED</w:t>
+      </w:r>
+    </w:p>
+    <w:p>
+      <w:pPr>
+        <w:pStyle w:val="ListBullet"/>
+      </w:pPr>
+      <w:r>
+        <w:t>5. DÉCLINER ou absence d'approbation : fail-closed → action REFUSÉE, audit status DECLINED/BLOCKED</w:t>
+      </w:r>
+    </w:p>
+    <w:p>
+      <w:pPr>
+        <w:pStyle w:val="Heading3"/>
+      </w:pPr>
+      <w:r>
+        <w:t>10.8.3 Déploiement</w:t>
+      </w:r>
+    </w:p>
+    <w:p>
+      <w:r>
+        <w:t>En docker-compose, le serveur MCP écoute en transport HTTP sur 0.0.0.0:3000 (variables MCP_TRANSPORT, FASTMCP_HOST, FASTMCP_PORT) et le dashboard lit MCP_SERVER_URL=http://mcp-server:3000/mcp. Le dashboard monte audit.log en lecture et s'authentifie auprès de Keycloak via host.docker.internal pour joindre l'hôte (KEYCLOAK_URL interne ≠ URL publique du navigateur).</w:t>
+      </w:r>
+    </w:p>
+    <w:p>
+      <w:r>
+        <w:br w:type="page"/>
+      </w:r>
+    </w:p>
+    <w:p>
+      <w:pPr>
+        <w:pStyle w:val="Heading1"/>
+      </w:pPr>
+      <w:r>
+        <w:t>11. Conclusion</w:t>
+      </w:r>
+    </w:p>
+    <w:p>
+      <w:pPr>
+        <w:pStyle w:val="Heading2"/>
+      </w:pPr>
+      <w:r>
+        <w:t>11.1 Récapitulatif</w:t>
       </w:r>
     </w:p>
     <w:p>
@@ -6526,10 +9392,18 @@
     </w:p>
     <w:p>
       <w:pPr>
+        <w:pStyle w:val="ListBullet"/>
+      </w:pPr>
+      <w:r>
+        <w:t>Dashboard web de monitoring en temps réel (Flask + Bootstrap + SSE)</w:t>
+      </w:r>
+    </w:p>
+    <w:p>
+      <w:pPr>
         <w:pStyle w:val="Heading2"/>
       </w:pPr>
       <w:r>
-        <w:t>10.2 Perspectives</w:t>
+        <w:t>11.2 Perspectives</w:t>
       </w:r>
     </w:p>
     <w:p>
@@ -6553,14 +9427,6 @@
         <w:pStyle w:val="ListBullet"/>
       </w:pPr>
       <w:r>
-        <w:t>Dashboard web pour le monitoring des actions auditées</w:t>
-      </w:r>
-    </w:p>
-    <w:p>
-      <w:pPr>
-        <w:pStyle w:val="ListBullet"/>
-      </w:pPr>
-      <w:r>
         <w:t>Système d'alertes temps réel pour les menaces de sécurité</w:t>
       </w:r>
     </w:p>
@@ -6570,6 +9436,14 @@
       </w:pPr>
       <w:r>
         <w:t>Pipeline d'intégration continue (GitHub Actions) pour le projet lui-même</w:t>
+      </w:r>
+    </w:p>
+    <w:p>
+      <w:pPr>
+        <w:pStyle w:val="ListBullet"/>
+      </w:pPr>
+      <w:r>
+        <w:t>Export des rapports en PDF directement depuis le dashboard</w:t>
       </w:r>
     </w:p>
     <w:p/>
